--- a/src/briefloop/template_assets/general-report-zh-t3.docx
+++ b/src/briefloop/template_assets/general-report-zh-t3.docx
@@ -25,9 +25,9 @@
       </w:pPr>
       <w:r>
         <w:rPr>
-          <w:rFonts w:ascii="Arial" w:hAnsi="Arial" w:eastAsia="黑体"/>
+          <w:rFonts w:ascii="Arial" w:hAnsi="Arial" w:eastAsia="微软雅黑"/>
           <w:b/>
-          <w:color w:val="1E2320"/>
+          <w:color w:val="C62828"/>
           <w:sz w:val="48"/>
         </w:rPr>
         <w:t>{{title}}</w:t>
@@ -61,7 +61,7 @@
         <w:rPr>
           <w:rFonts w:ascii="Arial" w:hAnsi="Arial" w:eastAsia="黑体"/>
           <w:b/>
-          <w:color w:val="1E2320"/>
+          <w:color w:val="C62828"/>
           <w:sz w:val="30"/>
         </w:rPr>
         <w:t>目录</w:t>
@@ -83,14 +83,14 @@
       <w:pPr>
         <w:pStyle w:val="Heading1"/>
         <w:pBdr>
-          <w:bottom w:val="single" w:sz="6" w:color="1E2320" w:space="4"/>
+          <w:bottom w:val="single" w:sz="6" w:color="C62828" w:space="4"/>
         </w:pBdr>
       </w:pPr>
       <w:r>
         <w:rPr>
-          <w:rFonts w:ascii="Arial" w:hAnsi="Arial" w:eastAsia="黑体"/>
+          <w:rFonts w:ascii="Arial" w:hAnsi="Arial" w:eastAsia="微软雅黑"/>
           <w:b/>
-          <w:color w:val="1E2320"/>
+          <w:color w:val="C62828"/>
           <w:sz w:val="30"/>
         </w:rPr>
         <w:t>摘要</w:t>
@@ -100,14 +100,14 @@
       <w:pPr>
         <w:pStyle w:val="Heading1"/>
         <w:pBdr>
-          <w:bottom w:val="single" w:sz="6" w:color="1E2320" w:space="4"/>
+          <w:bottom w:val="single" w:sz="6" w:color="C62828" w:space="4"/>
         </w:pBdr>
       </w:pPr>
       <w:r>
         <w:rPr>
-          <w:rFonts w:ascii="Arial" w:hAnsi="Arial" w:eastAsia="黑体"/>
+          <w:rFonts w:ascii="Arial" w:hAnsi="Arial" w:eastAsia="微软雅黑"/>
           <w:b/>
-          <w:color w:val="1E2320"/>
+          <w:color w:val="C62828"/>
           <w:sz w:val="30"/>
         </w:rPr>
         <w:t>背景</w:t>
@@ -117,14 +117,14 @@
       <w:pPr>
         <w:pStyle w:val="Heading1"/>
         <w:pBdr>
-          <w:bottom w:val="single" w:sz="6" w:color="1E2320" w:space="4"/>
+          <w:bottom w:val="single" w:sz="6" w:color="C62828" w:space="4"/>
         </w:pBdr>
       </w:pPr>
       <w:r>
         <w:rPr>
-          <w:rFonts w:ascii="Arial" w:hAnsi="Arial" w:eastAsia="黑体"/>
+          <w:rFonts w:ascii="Arial" w:hAnsi="Arial" w:eastAsia="微软雅黑"/>
           <w:b/>
-          <w:color w:val="1E2320"/>
+          <w:color w:val="C62828"/>
           <w:sz w:val="30"/>
         </w:rPr>
         <w:t>分析</w:t>
@@ -134,14 +134,14 @@
       <w:pPr>
         <w:pStyle w:val="Heading1"/>
         <w:pBdr>
-          <w:bottom w:val="single" w:sz="6" w:color="1E2320" w:space="4"/>
+          <w:bottom w:val="single" w:sz="6" w:color="C62828" w:space="4"/>
         </w:pBdr>
       </w:pPr>
       <w:r>
         <w:rPr>
-          <w:rFonts w:ascii="Arial" w:hAnsi="Arial" w:eastAsia="黑体"/>
+          <w:rFonts w:ascii="Arial" w:hAnsi="Arial" w:eastAsia="微软雅黑"/>
           <w:b/>
-          <w:color w:val="1E2320"/>
+          <w:color w:val="C62828"/>
           <w:sz w:val="30"/>
         </w:rPr>
         <w:t>结论</w:t>
@@ -151,14 +151,14 @@
       <w:pPr>
         <w:pStyle w:val="Heading1"/>
         <w:pBdr>
-          <w:bottom w:val="single" w:sz="6" w:color="1E2320" w:space="4"/>
+          <w:bottom w:val="single" w:sz="6" w:color="C62828" w:space="4"/>
         </w:pBdr>
       </w:pPr>
       <w:r>
         <w:rPr>
-          <w:rFonts w:ascii="Arial" w:hAnsi="Arial" w:eastAsia="黑体"/>
+          <w:rFonts w:ascii="Arial" w:hAnsi="Arial" w:eastAsia="微软雅黑"/>
           <w:b/>
-          <w:color w:val="1E2320"/>
+          <w:color w:val="C62828"/>
           <w:sz w:val="30"/>
         </w:rPr>
         <w:t>风险提示</w:t>
@@ -753,13 +753,13 @@
     <w:qFormat/>
     <w:rsid w:val="00FC693F"/>
     <w:pPr>
-      <w:spacing w:line="336" w:lineRule="auto"/>
+      <w:spacing w:line="312" w:lineRule="auto"/>
     </w:pPr>
     <w:rPr>
-      <w:rFonts w:ascii="Arial" w:hAnsi="Arial" w:eastAsia="宋体"/>
+      <w:rFonts w:ascii="Arial" w:hAnsi="Arial" w:eastAsia="微软雅黑"/>
       <w:b w:val="0"/>
       <w:color w:val="1E2320"/>
-      <w:sz w:val="24"/>
+      <w:sz w:val="19"/>
     </w:rPr>
   </w:style>
   <w:style w:type="paragraph" w:styleId="Header">
@@ -820,14 +820,14 @@
       <w:spacing w:before="480" w:after="0"/>
       <w:outlineLvl w:val="0"/>
       <w:pBdr>
-        <w:bottom w:val="single" w:sz="6" w:color="1E2320" w:space="4"/>
+        <w:bottom w:val="single" w:sz="6" w:color="C62828" w:space="4"/>
       </w:pBdr>
     </w:pPr>
     <w:rPr>
-      <w:rFonts w:asciiTheme="majorHAnsi" w:eastAsiaTheme="majorEastAsia" w:hAnsiTheme="majorHAnsi" w:cstheme="majorBidi" w:ascii="Arial" w:hAnsi="Arial" w:eastAsia="黑体"/>
+      <w:rFonts w:asciiTheme="majorHAnsi" w:eastAsiaTheme="majorEastAsia" w:hAnsiTheme="majorHAnsi" w:cstheme="majorBidi" w:ascii="Arial" w:hAnsi="Arial" w:eastAsia="微软雅黑"/>
       <w:b/>
       <w:bCs/>
-      <w:color w:val="1E2320"/>
+      <w:color w:val="C62828"/>
       <w:sz w:val="30"/>
       <w:szCs w:val="28"/>
     </w:rPr>
@@ -848,10 +848,10 @@
       <w:outlineLvl w:val="1"/>
     </w:pPr>
     <w:rPr>
-      <w:rFonts w:asciiTheme="majorHAnsi" w:eastAsiaTheme="majorEastAsia" w:hAnsiTheme="majorHAnsi" w:cstheme="majorBidi" w:ascii="Arial" w:hAnsi="Arial" w:eastAsia="黑体"/>
+      <w:rFonts w:asciiTheme="majorHAnsi" w:eastAsiaTheme="majorEastAsia" w:hAnsiTheme="majorHAnsi" w:cstheme="majorBidi" w:ascii="Arial" w:hAnsi="Arial" w:eastAsia="微软雅黑"/>
       <w:b/>
       <w:bCs/>
-      <w:color w:val="1E2320"/>
+      <w:color w:val="C62828"/>
       <w:sz w:val="25"/>
       <w:szCs w:val="26"/>
     </w:rPr>
@@ -872,7 +872,7 @@
       <w:outlineLvl w:val="2"/>
     </w:pPr>
     <w:rPr>
-      <w:rFonts w:asciiTheme="majorHAnsi" w:eastAsiaTheme="majorEastAsia" w:hAnsiTheme="majorHAnsi" w:cstheme="majorBidi" w:ascii="Arial" w:hAnsi="Arial" w:eastAsia="黑体"/>
+      <w:rFonts w:asciiTheme="majorHAnsi" w:eastAsiaTheme="majorEastAsia" w:hAnsiTheme="majorHAnsi" w:cstheme="majorBidi" w:ascii="Arial" w:hAnsi="Arial" w:eastAsia="微软雅黑"/>
       <w:b/>
       <w:bCs/>
       <w:color w:val="37474F"/>
